--- a/Financial_Hub_Session_Summary.docx
+++ b/Financial_Hub_Session_Summary.docx
@@ -277,7 +277,7 @@
           <w:b w:val="0"/>
           <w:i w:val="0"/>
         </w:rPr>
-        <w:t>no statistically significant predictive edge found at any horizon (all p &gt; 0.10), and the adaptive weighting does not show a clear advantage over a static 35% weight in this sample — an honest null result.</w:t>
+        <w:t>the 1-month-ahead regression is statistically significant for both the adaptive and fixed-weight composite (p = 0.030 and p = 0.036) — a modestly negative beta, meaning an unusually high composite reading has historically preceded below-average S&amp;P 500 returns over the following month (mild mean-reversion, not a rally-continuation signal). The 3- and 6-month horizons, and the psychology-vs-fundamentals gap specifically, are not significant at any horizon (2 of 9 total regressions clear p &lt; 0.05). The adaptive 15-55% weighting still does not show a clear advantage over a static 35% weight — both are about equally significant, so that part of the original finding stands. (See the 2026-08-09 correction note at the end of this document — this result changed from the originally reported null result after a scoring bug was fixed.)</w:t>
       </w:r>
     </w:p>
     <w:p>
@@ -471,6 +471,52 @@
           <w:i w:val="0"/>
         </w:rPr>
         <w:t>Full regression table and methodology detail live on the site's Backtesting tab; raw data and analysis scripts are in the project repository (scripts/backtest.py, data/backtest_results.json).</w:t>
+      </w:r>
+    </w:p>
+    <w:p>
+      <w:pPr>
+        <w:pStyle w:val="Heading1"/>
+      </w:pPr>
+      <w:r>
+        <w:t>2026-08-09 Correction: Finance Pillar Scoring Bug Fixed</w:t>
+      </w:r>
+    </w:p>
+    <w:p>
+      <w:r>
+        <w:t>A real scoring bug was found and fixed after this report was originally shared: the Finance pillar's valuation and yield-curve components used fixed reference points instead of the z-score standardization method used everywhere else in the model (every Psychology proxy). This mattered a lot more than it sounds.</w:t>
+      </w:r>
+    </w:p>
+    <w:p>
+      <w:pPr>
+        <w:pStyle w:val="ListBullet"/>
+      </w:pPr>
+      <w:r>
+        <w:rPr>
+          <w:b/>
+        </w:rPr>
+        <w:t xml:space="preserve">Valuation: </w:t>
+      </w:r>
+      <w:r>
+        <w:t>compared today's S&amp;P 500 P/E against the market's average P/E since 1871 (16.5x) — but the entire era this project's data covers (1999-present) has structurally traded much richer (median ~23x). Against that stale anchor, the valuation component was pinned at its worst possible reading on about 1 in 3 trading days since 1999, almost regardless of actual conditions.</w:t>
+      </w:r>
+    </w:p>
+    <w:p>
+      <w:pPr>
+        <w:pStyle w:val="ListBullet"/>
+      </w:pPr>
+      <w:r>
+        <w:rPr>
+          <w:b/>
+        </w:rPr>
+        <w:t xml:space="preserve">Yield curve: </w:t>
+      </w:r>
+      <w:r>
+        <w:t>used a fixed +/-1.5 percentage-point clamp, but the curve has averaged roughly +1.0pp historically and is inverted only ~15% of the time — so this component was pinned at its best possible reading on about 1 in 3 days, for the same reason in reverse.</w:t>
+      </w:r>
+    </w:p>
+    <w:p>
+      <w:r>
+        <w:t>Together these skewed the whole composite persistently positive. Measured against the full 1999-2026 backtest: Risk-On fired on 29% of trading days but Risk-Off on only 2.7% — and during the entire 2022 bear market (S&amp;P down ~25% peak-to-trough) the composite never once read Risk-Off. Fixed by z-scoring both components against their own 1999-present mean/std (earnings yield instead of raw P/E, since raw P/E spikes to nonsensical triple digits when earnings collapse near zero, as in 2008-09) — the same method already used for every Psychology signal. After the fix, Risk-On/Risk-Off fire on a much more balanced 6.9%/4.5% of days, and both the 2022 bear market (54% Risk-Off days within the window) and the 2020 COVID crash (44% Risk-Off, up from 10% before the fix) are now correctly captured. This also changed the item-4 backtest's headline finding, updated above.</w:t>
       </w:r>
     </w:p>
     <w:sectPr>
